--- a/docs/Текст выступления.docx
+++ b/docs/Текст выступления.docx
@@ -4,348 +4,556 @@
   <w:body>
     <w:p>
       <w:pPr>
-        <w:jc w:val="both"/>
-      </w:pPr>
-      <w:r>
-        <w:rPr>
-          <w:b/>
-          <w:bCs/>
-        </w:rPr>
-        <w:t>1)</w:t>
-      </w:r>
-      <w:r>
-        <w:rPr>
-          <w:b/>
-          <w:bCs/>
+        <w:pStyle w:val="a3"/>
+        <w:numPr>
+          <w:ilvl w:val="0"/>
+          <w:numId w:val="1"/>
+        </w:numPr>
+        <w:jc w:val="both"/>
+        <w:rPr>
+          <w:sz w:val="20"/>
+          <w:szCs w:val="20"/>
+        </w:rPr>
+      </w:pPr>
+      <w:r>
+        <w:rPr>
+          <w:sz w:val="20"/>
+          <w:szCs w:val="20"/>
+        </w:rPr>
+        <w:t>Здравствуйте, коллеги! Сегодня я хочу рассказать Вам о своей будущей диссертации на тему «</w:t>
+      </w:r>
+      <w:r>
+        <w:rPr>
+          <w:sz w:val="20"/>
+          <w:szCs w:val="20"/>
+        </w:rPr>
+        <w:t>Исследование динамики возмущенного движения</w:t>
+      </w:r>
+      <w:r>
+        <w:rPr>
+          <w:sz w:val="20"/>
+          <w:szCs w:val="20"/>
         </w:rPr>
         <w:t xml:space="preserve"> </w:t>
       </w:r>
       <w:r>
-        <w:t>Уважаемые члены комиссии. Я, Сметана Владимир, аспирант кафедры динамики полета и систем управления. Представляю тему моей диссертационной работы: «Исследование динамики возмущенного движения ракеты-носителя с учетом упругости конструкции».</w:t>
-      </w:r>
-    </w:p>
-    <w:p>
-      <w:pPr>
-        <w:jc w:val="both"/>
-        <w:rPr>
-          <w:b/>
-          <w:bCs/>
-        </w:rPr>
-      </w:pPr>
-      <w:r>
-        <w:rPr>
-          <w:b/>
-          <w:bCs/>
-        </w:rPr>
-        <w:t>2)</w:t>
-      </w:r>
-      <w:r>
+        <w:rPr>
+          <w:sz w:val="20"/>
+          <w:szCs w:val="20"/>
+        </w:rPr>
+        <w:t>ракеты-носителя с учетом упругости конструкции</w:t>
+      </w:r>
+      <w:r>
+        <w:rPr>
+          <w:sz w:val="20"/>
+          <w:szCs w:val="20"/>
+        </w:rPr>
+        <w:t>». Работа над диссертацией ведется под руководством Давыдова Игоря Евгеньевича.</w:t>
+      </w:r>
+    </w:p>
+    <w:p>
+      <w:pPr>
+        <w:pStyle w:val="a3"/>
+        <w:numPr>
+          <w:ilvl w:val="0"/>
+          <w:numId w:val="1"/>
+        </w:numPr>
+        <w:jc w:val="both"/>
+        <w:rPr>
+          <w:sz w:val="20"/>
+          <w:szCs w:val="20"/>
+        </w:rPr>
+      </w:pPr>
+      <w:r>
+        <w:rPr>
+          <w:sz w:val="20"/>
+          <w:szCs w:val="20"/>
+        </w:rPr>
+        <w:t xml:space="preserve">Исследования затрагивают как, движение классических ракет-носителей со ступенями в одноразовом исполнении, так и </w:t>
+      </w:r>
+      <w:r>
+        <w:rPr>
+          <w:sz w:val="20"/>
+          <w:szCs w:val="20"/>
+        </w:rPr>
+        <w:t>ракет-носителей с многоразовыми частями</w:t>
+      </w:r>
+      <w:r>
+        <w:rPr>
+          <w:sz w:val="20"/>
+          <w:szCs w:val="20"/>
+        </w:rPr>
+        <w:t>, изучения точности посадки под влиянием воздушных масс и собственных колебаний.</w:t>
+      </w:r>
+    </w:p>
+    <w:p>
+      <w:pPr>
+        <w:pStyle w:val="a3"/>
+        <w:numPr>
+          <w:ilvl w:val="0"/>
+          <w:numId w:val="1"/>
+        </w:numPr>
+        <w:jc w:val="both"/>
+        <w:rPr>
+          <w:sz w:val="20"/>
+          <w:szCs w:val="20"/>
+        </w:rPr>
+      </w:pPr>
+      <w:r>
+        <w:rPr>
+          <w:sz w:val="20"/>
+          <w:szCs w:val="20"/>
+        </w:rPr>
+        <w:t xml:space="preserve">Задача диссертации уточнить нахождение аэродинамических параметров за счет учета колебательных параметров и преодолеть ограничения существующих методик. </w:t>
+      </w:r>
+    </w:p>
+    <w:p>
+      <w:pPr>
+        <w:pStyle w:val="a3"/>
+        <w:numPr>
+          <w:ilvl w:val="0"/>
+          <w:numId w:val="1"/>
+        </w:numPr>
+        <w:jc w:val="both"/>
+        <w:rPr>
+          <w:sz w:val="20"/>
+          <w:szCs w:val="20"/>
+        </w:rPr>
+      </w:pPr>
+      <w:r>
+        <w:rPr>
+          <w:sz w:val="20"/>
+          <w:szCs w:val="20"/>
+        </w:rPr>
+        <w:t>Существующие методики, зачастую основанные на данных статистики и исследования изделий прототипов (часто это «Титан-3» или «</w:t>
+      </w:r>
+      <w:r>
+        <w:rPr>
+          <w:sz w:val="20"/>
+          <w:szCs w:val="20"/>
+          <w:lang w:val="en-US"/>
+        </w:rPr>
+        <w:t>Callisto</w:t>
+      </w:r>
+      <w:r>
+        <w:rPr>
+          <w:sz w:val="20"/>
+          <w:szCs w:val="20"/>
+        </w:rPr>
+        <w:t>) нуждаются в регулярном уточнении. К тому же они не учитывают перераспределение аэродинамических сил.</w:t>
+      </w:r>
+    </w:p>
+    <w:p>
+      <w:pPr>
+        <w:pStyle w:val="a3"/>
+        <w:numPr>
+          <w:ilvl w:val="0"/>
+          <w:numId w:val="1"/>
+        </w:numPr>
+        <w:jc w:val="both"/>
+        <w:rPr>
+          <w:sz w:val="20"/>
+          <w:szCs w:val="20"/>
+        </w:rPr>
+      </w:pPr>
+      <w:r>
+        <w:rPr>
+          <w:sz w:val="20"/>
+          <w:szCs w:val="20"/>
+        </w:rPr>
+        <w:t xml:space="preserve">Многие источники подтверждают важность такого уточнения уже на этапе баллистической оценки и призывают внедрения расширенного расчета или поправочного коэффициента. </w:t>
+      </w:r>
+    </w:p>
+    <w:p>
+      <w:pPr>
+        <w:pStyle w:val="a3"/>
+        <w:numPr>
+          <w:ilvl w:val="0"/>
+          <w:numId w:val="1"/>
+        </w:numPr>
+        <w:jc w:val="both"/>
+        <w:rPr>
+          <w:sz w:val="20"/>
+          <w:szCs w:val="20"/>
+        </w:rPr>
+      </w:pPr>
+      <w:r>
+        <w:rPr>
+          <w:sz w:val="20"/>
+          <w:szCs w:val="20"/>
+        </w:rPr>
+        <w:t>На данном этапе используется следующая система уравнений для оценки номинального движения. Она используется как для задачи выведения, так и для задачи возвращения.</w:t>
+      </w:r>
+    </w:p>
+    <w:p>
+      <w:pPr>
+        <w:pStyle w:val="a3"/>
+        <w:numPr>
+          <w:ilvl w:val="0"/>
+          <w:numId w:val="1"/>
+        </w:numPr>
+        <w:jc w:val="both"/>
+        <w:rPr>
+          <w:sz w:val="20"/>
+          <w:szCs w:val="20"/>
+        </w:rPr>
+      </w:pPr>
+      <w:r>
+        <w:rPr>
+          <w:sz w:val="20"/>
+          <w:szCs w:val="20"/>
+        </w:rPr>
+        <w:t xml:space="preserve">Для </w:t>
+      </w:r>
+      <w:r>
+        <w:rPr>
+          <w:sz w:val="20"/>
+          <w:szCs w:val="20"/>
+        </w:rPr>
+        <w:t>возмущенного движения используется следующая система уравнений. Одной из целей диссертаций является снижение нагрузки на систему управления за счет предварительного анализа аэроупругости.</w:t>
+      </w:r>
+    </w:p>
+    <w:p>
+      <w:pPr>
+        <w:pStyle w:val="a3"/>
+        <w:numPr>
+          <w:ilvl w:val="0"/>
+          <w:numId w:val="1"/>
+        </w:numPr>
+        <w:jc w:val="both"/>
+        <w:rPr>
+          <w:sz w:val="20"/>
+          <w:szCs w:val="20"/>
+        </w:rPr>
+      </w:pPr>
+      <w:r>
+        <w:rPr>
+          <w:sz w:val="20"/>
+          <w:szCs w:val="20"/>
+        </w:rPr>
+        <w:t>Для анализа форм и частот колебаний используется метод последовательных приближений. Учитываются переменный состав ракеты-носителя и расход топлива.</w:t>
+      </w:r>
+    </w:p>
+    <w:p>
+      <w:pPr>
+        <w:pStyle w:val="a3"/>
+        <w:numPr>
+          <w:ilvl w:val="0"/>
+          <w:numId w:val="1"/>
+        </w:numPr>
+        <w:jc w:val="both"/>
+        <w:rPr>
+          <w:sz w:val="20"/>
+          <w:szCs w:val="20"/>
+        </w:rPr>
+      </w:pPr>
+      <w:r>
+        <w:rPr>
+          <w:sz w:val="20"/>
+          <w:szCs w:val="20"/>
+        </w:rPr>
+        <w:t>На текущий момент бала подготовлена алгоритмическая и программная база для исследования. Текущие публикации касаются ракет-носителей различных классов.</w:t>
+      </w:r>
+    </w:p>
+    <w:p>
+      <w:pPr>
+        <w:pStyle w:val="a3"/>
+        <w:numPr>
+          <w:ilvl w:val="0"/>
+          <w:numId w:val="1"/>
+        </w:numPr>
+        <w:jc w:val="both"/>
+        <w:rPr>
+          <w:sz w:val="20"/>
+          <w:szCs w:val="20"/>
+        </w:rPr>
+      </w:pPr>
+      <w:r>
+        <w:rPr>
+          <w:sz w:val="20"/>
+          <w:szCs w:val="20"/>
+        </w:rPr>
+        <w:t xml:space="preserve">В рамках </w:t>
+      </w:r>
+      <w:r>
+        <w:rPr>
+          <w:sz w:val="20"/>
+          <w:szCs w:val="20"/>
+        </w:rPr>
+        <w:t>исследования были изучены траектория падения падающего блока «Союз-2.1а», а также исследован район возвращения многоразовой ступени. Результаты опубликованы в рецензируемых изданиях.</w:t>
+      </w:r>
+    </w:p>
+    <w:p>
+      <w:pPr>
+        <w:pStyle w:val="a3"/>
+        <w:numPr>
+          <w:ilvl w:val="0"/>
+          <w:numId w:val="1"/>
+        </w:numPr>
+        <w:jc w:val="both"/>
+        <w:rPr>
+          <w:sz w:val="20"/>
+          <w:szCs w:val="20"/>
+        </w:rPr>
+      </w:pPr>
+      <w:r>
+        <w:rPr>
+          <w:sz w:val="20"/>
+          <w:szCs w:val="20"/>
+        </w:rPr>
+        <w:t xml:space="preserve">Было проведено исследование в Компас </w:t>
+      </w:r>
+      <w:r>
+        <w:rPr>
+          <w:sz w:val="20"/>
+          <w:szCs w:val="20"/>
+          <w:lang w:val="en-US"/>
+        </w:rPr>
+        <w:t>flow</w:t>
+      </w:r>
+      <w:r>
+        <w:rPr>
+          <w:sz w:val="20"/>
+          <w:szCs w:val="20"/>
+        </w:rPr>
+        <w:t>, отражающее влияние изгиба конструкции на перераспределение аэродинамических параметров. Получены значительные отклонения от значений для «жесткой» ступенью.</w:t>
+      </w:r>
+    </w:p>
+    <w:p>
+      <w:pPr>
+        <w:pStyle w:val="a3"/>
+        <w:numPr>
+          <w:ilvl w:val="0"/>
+          <w:numId w:val="1"/>
+        </w:numPr>
+        <w:jc w:val="both"/>
+        <w:rPr>
+          <w:sz w:val="20"/>
+          <w:szCs w:val="20"/>
+        </w:rPr>
+      </w:pPr>
+      <w:r>
+        <w:rPr>
+          <w:sz w:val="20"/>
+          <w:szCs w:val="20"/>
+        </w:rPr>
+        <w:t xml:space="preserve">Изучено изменение района падения под влиянием аэроупругости. </w:t>
+      </w:r>
+      <w:r>
+        <w:rPr>
+          <w:sz w:val="20"/>
+          <w:szCs w:val="20"/>
+        </w:rPr>
+        <w:t>В случае успешного применения системы управления для компенсации этого влияния, существует риск потери большого количества топлива для посадки в целевую точку, что доказывает необходимость учета аэроупругости уже на этапе баллистических расчетов.</w:t>
+      </w:r>
+    </w:p>
+    <w:p>
+      <w:pPr>
+        <w:pStyle w:val="a3"/>
+        <w:numPr>
+          <w:ilvl w:val="0"/>
+          <w:numId w:val="1"/>
+        </w:numPr>
+        <w:jc w:val="both"/>
+        <w:rPr>
+          <w:sz w:val="20"/>
+          <w:szCs w:val="20"/>
+        </w:rPr>
+      </w:pPr>
+      <w:r>
+        <w:rPr>
+          <w:sz w:val="20"/>
+          <w:szCs w:val="20"/>
+        </w:rPr>
+        <w:t xml:space="preserve">Уже была проведена верификация алгоритмов расчета колебательных параметров, запланирована проверка результатов расчета аэроупругости в </w:t>
+      </w:r>
+      <w:r>
+        <w:rPr>
+          <w:sz w:val="20"/>
+          <w:szCs w:val="20"/>
+          <w:lang w:val="en-US"/>
+        </w:rPr>
+        <w:t>Ansys</w:t>
+      </w:r>
+      <w:r>
+        <w:rPr>
+          <w:sz w:val="20"/>
+          <w:szCs w:val="20"/>
+        </w:rPr>
         <w:t xml:space="preserve"> </w:t>
       </w:r>
       <w:r>
-        <w:t>Традиционно аэродинамические параметры задаются на основе статистики запусков для ограниченных диапазонов высот и углов атаки. Данные таблично-статистические методы не учитывают динамическую неосесимметричность конструкции, вызванную изгибными колебаниями.</w:t>
-      </w:r>
-    </w:p>
-    <w:p>
-      <w:pPr>
-        <w:jc w:val="both"/>
-      </w:pPr>
-      <w:r>
-        <w:rPr>
-          <w:b/>
-          <w:bCs/>
-        </w:rPr>
-        <w:t>3)</w:t>
-      </w:r>
-      <w:r>
-        <w:rPr>
-          <w:b/>
-          <w:bCs/>
+        <w:rPr>
+          <w:sz w:val="20"/>
+          <w:szCs w:val="20"/>
+          <w:lang w:val="en-US"/>
+        </w:rPr>
+        <w:t>Fluent</w:t>
+      </w:r>
+      <w:r>
+        <w:rPr>
+          <w:sz w:val="20"/>
+          <w:szCs w:val="20"/>
+        </w:rPr>
+        <w:t xml:space="preserve"> и </w:t>
+      </w:r>
+      <w:r>
+        <w:rPr>
+          <w:sz w:val="20"/>
+          <w:szCs w:val="20"/>
+          <w:lang w:val="en-US"/>
+        </w:rPr>
+        <w:t>Nastran</w:t>
+      </w:r>
+      <w:r>
+        <w:rPr>
+          <w:sz w:val="20"/>
+          <w:szCs w:val="20"/>
         </w:rPr>
         <w:t xml:space="preserve"> </w:t>
       </w:r>
       <w:r>
-        <w:t xml:space="preserve">Как правила аэродинамические параметры задаются из условия подобия со статистикой ракетно-космических запусков, которая задается для ограниченных диапазонов высот и углов атаки. При этом таблично-статистические способы не учитывают </w:t>
-      </w:r>
-      <w:r>
-        <w:t>неосесимметричности конструкции и изгибные колебания.</w:t>
-      </w:r>
-    </w:p>
-    <w:p>
-      <w:pPr>
-        <w:rPr>
-          <w:b/>
-          <w:bCs/>
-        </w:rPr>
-      </w:pPr>
-      <w:r>
-        <w:rPr>
-          <w:b/>
-          <w:bCs/>
-        </w:rPr>
-        <w:t>4)</w:t>
-      </w:r>
-      <w:r>
-        <w:rPr>
-          <w:b/>
-          <w:bCs/>
-        </w:rPr>
-        <w:t xml:space="preserve"> </w:t>
-      </w:r>
-      <w:r>
-        <w:t>В связи с этим необходима методика оперативного уточнения аэродинамических данных. Для повышения эффективности расчетов рассматривается интеграция алгоритмов искусственного интеллекта.</w:t>
-      </w:r>
-    </w:p>
-    <w:p>
-      <w:r>
-        <w:rPr>
-          <w:b/>
-          <w:bCs/>
-        </w:rPr>
-        <w:t>5)</w:t>
-      </w:r>
-      <w:r>
-        <w:t xml:space="preserve"> </w:t>
-      </w:r>
-      <w:r>
-        <w:t>Данный</w:t>
-      </w:r>
-      <w:r>
-        <w:t xml:space="preserve"> вопрос особенно важен в контексте идеи возвращения. Ракетный блок испытывает на себе повышенный скоростной напор. А большая чувствительность к аэродинамическим эффектам может привести к </w:t>
-      </w:r>
-      <w:r>
-        <w:t>отклонениям в прогнозировании поведения.</w:t>
-      </w:r>
-    </w:p>
-    <w:p>
-      <w:r>
-        <w:rPr>
-          <w:b/>
-          <w:bCs/>
-        </w:rPr>
-        <w:t>6)</w:t>
-      </w:r>
-      <w:r>
-        <w:rPr>
-          <w:b/>
-          <w:bCs/>
-        </w:rPr>
-        <w:t xml:space="preserve"> </w:t>
-      </w:r>
-      <w:r>
-        <w:t>Для проверки и обобщения результатов исследования рассматриваются ракеты-носители различных классов.</w:t>
-      </w:r>
-    </w:p>
-    <w:p>
-      <w:pPr>
-        <w:rPr>
-          <w:b/>
-          <w:bCs/>
-        </w:rPr>
-      </w:pPr>
-      <w:r>
-        <w:rPr>
-          <w:b/>
-          <w:bCs/>
-        </w:rPr>
-        <w:t>7)</w:t>
-      </w:r>
-      <w:r>
-        <w:rPr>
-          <w:b/>
-          <w:bCs/>
-        </w:rPr>
-        <w:t xml:space="preserve"> </w:t>
-      </w:r>
-      <w:r>
-        <w:t>Моделирование возмущенного движения основано на известных зависимостях, реализованных в разработанном программном комплексе. Результаты верифицированы путем сопоставления с данными существующих пакетов и реальных полетов.</w:t>
-      </w:r>
-    </w:p>
-    <w:p>
-      <w:pPr>
-        <w:rPr>
-          <w:b/>
-          <w:bCs/>
-        </w:rPr>
-      </w:pPr>
-      <w:r>
-        <w:rPr>
-          <w:b/>
-          <w:bCs/>
-        </w:rPr>
-        <w:t>8)</w:t>
-      </w:r>
-      <w:r>
-        <w:rPr>
-          <w:b/>
-          <w:bCs/>
-        </w:rPr>
-        <w:t xml:space="preserve"> </w:t>
-      </w:r>
-      <w:r>
-        <w:t>Собственные частоты и формы колебаний рассчитываются методом последовательных приближений. Результаты показали согласование с расчетами в ANSYS. Полученные данные интегрированы в анализ возмущенного движения.</w:t>
-      </w:r>
-    </w:p>
-    <w:p>
-      <w:pPr>
-        <w:rPr>
-          <w:b/>
-          <w:bCs/>
-        </w:rPr>
-      </w:pPr>
-      <w:r>
-        <w:rPr>
-          <w:b/>
-          <w:bCs/>
-        </w:rPr>
-        <w:t>9)</w:t>
-      </w:r>
-      <w:r>
-        <w:rPr>
-          <w:b/>
-          <w:bCs/>
-        </w:rPr>
-        <w:t xml:space="preserve"> </w:t>
-      </w:r>
-      <w:r>
-        <w:t>В опублико</w:t>
-      </w:r>
-      <w:r>
-        <w:t>ванных</w:t>
-      </w:r>
-      <w:r>
-        <w:t xml:space="preserve"> мной</w:t>
-      </w:r>
-      <w:r>
-        <w:t xml:space="preserve"> материалах содержатся данные моделирования в </w:t>
-      </w:r>
-      <w:r>
-        <w:rPr>
+        <w:rPr>
+          <w:sz w:val="20"/>
+          <w:szCs w:val="20"/>
           <w:lang w:val="en-US"/>
         </w:rPr>
-        <w:t>ANSYS</w:t>
-      </w:r>
-      <w:r>
+        <w:t>Aeroelasticity</w:t>
+      </w:r>
+      <w:r>
+        <w:rPr>
+          <w:sz w:val="20"/>
+          <w:szCs w:val="20"/>
+        </w:rPr>
         <w:t xml:space="preserve">. </w:t>
       </w:r>
-      <w:r>
-        <w:t>Параллельно разрабатывается специализированный комплекс, рассчитывающий аэродинамические коэффициенты на каждом шаге интегрирования путем решения уравнений Навье-Стокса.</w:t>
-      </w:r>
-    </w:p>
-    <w:p>
-      <w:pPr>
-        <w:rPr>
-          <w:b/>
-          <w:bCs/>
-        </w:rPr>
-      </w:pPr>
-      <w:r>
-        <w:rPr>
-          <w:b/>
-          <w:bCs/>
-        </w:rPr>
-        <w:t>10)</w:t>
-      </w:r>
-      <w:r>
-        <w:rPr>
-          <w:b/>
-          <w:bCs/>
-        </w:rPr>
-        <w:t xml:space="preserve"> </w:t>
-      </w:r>
-      <w:r>
-        <w:t>Практическая значимость работы заключается в создании инструмента для проектирования многоразовых ракетных систем, что направлено на сокращение затрат и повышение надежности возвращения. Разрабатываемая методика формирует основу для дальнейших исследований в данной области.</w:t>
-      </w:r>
-    </w:p>
-    <w:p>
-      <w:pPr>
-        <w:jc w:val="both"/>
-        <w:rPr>
-          <w:b/>
-          <w:bCs/>
-        </w:rPr>
-      </w:pPr>
-      <w:r>
-        <w:rPr>
-          <w:b/>
-          <w:bCs/>
-        </w:rPr>
-        <w:t>11)</w:t>
-      </w:r>
-      <w:r>
-        <w:rPr>
-          <w:b/>
-          <w:bCs/>
-        </w:rPr>
-        <w:t xml:space="preserve"> </w:t>
-      </w:r>
-      <w:r>
-        <w:t xml:space="preserve">На текущем этапе необходимо доработать комплекс расчета аэродинамических параметров и провести его верификацию с результатами CAD-моделирования. Ключевой задачей является </w:t>
-      </w:r>
-      <w:r>
-        <w:t>совместная</w:t>
-      </w:r>
-      <w:r>
-        <w:t xml:space="preserve"> интеграция колебательной</w:t>
-      </w:r>
-      <w:r>
-        <w:t xml:space="preserve"> и аэродинамической</w:t>
-      </w:r>
-      <w:r>
-        <w:t xml:space="preserve"> модели и формализация полной математической модели методики.</w:t>
-      </w:r>
-    </w:p>
-    <w:p>
-      <w:pPr>
-        <w:rPr>
-          <w:b/>
-          <w:bCs/>
-        </w:rPr>
-      </w:pPr>
-      <w:r>
-        <w:rPr>
-          <w:b/>
-          <w:bCs/>
-        </w:rPr>
-        <w:t>12)</w:t>
-      </w:r>
-      <w:r>
-        <w:rPr>
-          <w:b/>
-          <w:bCs/>
-        </w:rPr>
-        <w:t xml:space="preserve"> </w:t>
-      </w:r>
-      <w:r>
-        <w:t>По материалам диссертации опубликованы 2 статьи в журналах, входящих в перечень ВАК. Готовится к публикации третья статья.</w:t>
-      </w:r>
-    </w:p>
-    <w:p>
-      <w:pPr>
-        <w:rPr>
-          <w:b/>
-          <w:bCs/>
-        </w:rPr>
-      </w:pPr>
-      <w:r>
-        <w:rPr>
-          <w:b/>
-          <w:bCs/>
-        </w:rPr>
-        <w:t>13)</w:t>
-      </w:r>
-      <w:r>
-        <w:rPr>
-          <w:b/>
-          <w:bCs/>
-        </w:rPr>
-        <w:t xml:space="preserve"> </w:t>
-      </w:r>
-      <w:r>
-        <w:t>Благодарю за внимание. Готов ответить на ваши вопросы.</w:t>
-      </w:r>
-    </w:p>
-    <w:p/>
+    </w:p>
+    <w:p>
+      <w:pPr>
+        <w:pStyle w:val="a3"/>
+        <w:numPr>
+          <w:ilvl w:val="0"/>
+          <w:numId w:val="1"/>
+        </w:numPr>
+        <w:jc w:val="both"/>
+        <w:rPr>
+          <w:sz w:val="20"/>
+          <w:szCs w:val="20"/>
+        </w:rPr>
+      </w:pPr>
+      <w:r>
+        <w:rPr>
+          <w:sz w:val="20"/>
+          <w:szCs w:val="20"/>
+        </w:rPr>
+        <w:t>Результаты расчетов для различных спасаемых и возвращаемых частей должны послужить базой для разработки новой методики, предсказывающей новые данные при помощи метода машинного обучения, уже доказавшего свою эффективность для задачи выведения.</w:t>
+      </w:r>
+    </w:p>
+    <w:p>
+      <w:pPr>
+        <w:pStyle w:val="a3"/>
+        <w:numPr>
+          <w:ilvl w:val="0"/>
+          <w:numId w:val="1"/>
+        </w:numPr>
+        <w:jc w:val="both"/>
+        <w:rPr>
+          <w:sz w:val="20"/>
+          <w:szCs w:val="20"/>
+        </w:rPr>
+      </w:pPr>
+      <w:r>
+        <w:rPr>
+          <w:sz w:val="20"/>
+          <w:szCs w:val="20"/>
+        </w:rPr>
+        <w:t>Подготовлен программный комплекс и база данных параметров различных ракет-носителей для будущей методики.</w:t>
+      </w:r>
+    </w:p>
+    <w:p>
+      <w:pPr>
+        <w:pStyle w:val="a3"/>
+        <w:numPr>
+          <w:ilvl w:val="0"/>
+          <w:numId w:val="1"/>
+        </w:numPr>
+        <w:jc w:val="both"/>
+        <w:rPr>
+          <w:sz w:val="20"/>
+          <w:szCs w:val="20"/>
+        </w:rPr>
+      </w:pPr>
+      <w:r>
+        <w:rPr>
+          <w:sz w:val="20"/>
+          <w:szCs w:val="20"/>
+        </w:rPr>
+        <w:t>Результаты исследования на данный момент верифицируются в ходе сотрудничества с заводом изготовителем.</w:t>
+      </w:r>
+    </w:p>
+    <w:p>
+      <w:pPr>
+        <w:pStyle w:val="a3"/>
+        <w:numPr>
+          <w:ilvl w:val="0"/>
+          <w:numId w:val="1"/>
+        </w:numPr>
+        <w:jc w:val="both"/>
+        <w:rPr>
+          <w:sz w:val="20"/>
+          <w:szCs w:val="20"/>
+        </w:rPr>
+      </w:pPr>
+      <w:r>
+        <w:rPr>
+          <w:sz w:val="20"/>
+          <w:szCs w:val="20"/>
+        </w:rPr>
+        <w:t>На данный момент опубликовано две статьи ВАК и ещё две находятся в процессе подготовки.</w:t>
+      </w:r>
+    </w:p>
+    <w:p>
+      <w:pPr>
+        <w:pStyle w:val="a3"/>
+        <w:numPr>
+          <w:ilvl w:val="0"/>
+          <w:numId w:val="1"/>
+        </w:numPr>
+        <w:jc w:val="both"/>
+        <w:rPr>
+          <w:sz w:val="20"/>
+          <w:szCs w:val="20"/>
+        </w:rPr>
+      </w:pPr>
+      <w:r>
+        <w:rPr>
+          <w:sz w:val="20"/>
+          <w:szCs w:val="20"/>
+        </w:rPr>
+        <w:t>Результаты данной работы призваны помочь при проектировании отечественных одноразовых и многоразовых ракетных систем, снижая затраты на разработку и повышая безопасность возвращения. Разрабатываемая методика должна войти в основу информационной базы по данной теме, а сделанные выводы отправной точкой для дальнейших исследований.</w:t>
+      </w:r>
+    </w:p>
+    <w:p>
+      <w:pPr>
+        <w:pStyle w:val="a3"/>
+        <w:numPr>
+          <w:ilvl w:val="0"/>
+          <w:numId w:val="1"/>
+        </w:numPr>
+        <w:jc w:val="both"/>
+        <w:rPr>
+          <w:sz w:val="20"/>
+          <w:szCs w:val="20"/>
+        </w:rPr>
+      </w:pPr>
+      <w:r>
+        <w:rPr>
+          <w:sz w:val="20"/>
+          <w:szCs w:val="20"/>
+        </w:rPr>
+        <w:t>Спасибо за внимание!</w:t>
+      </w:r>
+    </w:p>
     <w:sectPr>
       <w:pgSz w:w="11906" w:h="16838"/>
       <w:pgMar w:top="1134" w:right="850" w:bottom="1134" w:left="1701" w:header="708" w:footer="708" w:gutter="0"/>
@@ -354,6 +562,104 @@
     </w:sectPr>
   </w:body>
 </w:document>
+</file>
+
+<file path=word/numbering.xml><?xml version="1.0" encoding="utf-8"?>
+<w:numbering xmlns:wpc="http://schemas.microsoft.com/office/word/2010/wordprocessingCanvas" xmlns:cx="http://schemas.microsoft.com/office/drawing/2014/chartex" xmlns:cx1="http://schemas.microsoft.com/office/drawing/2015/9/8/chartex" xmlns:cx2="http://schemas.microsoft.com/office/drawing/2015/10/21/chartex" xmlns:cx3="http://schemas.microsoft.com/office/drawing/2016/5/9/chartex" xmlns:cx4="http://schemas.microsoft.com/office/drawing/2016/5/10/chartex" xmlns:cx5="http://schemas.microsoft.com/office/drawing/2016/5/11/chartex" xmlns:cx6="http://schemas.microsoft.com/office/drawing/2016/5/12/chartex" xmlns:cx7="http://schemas.microsoft.com/office/drawing/2016/5/13/chartex" xmlns:cx8="http://schemas.microsoft.com/office/drawing/2016/5/14/chartex" xmlns:mc="http://schemas.openxmlformats.org/markup-compatibility/2006" xmlns:aink="http://schemas.microsoft.com/office/drawing/2016/ink" xmlns:am3d="http://schemas.microsoft.com/office/drawing/2017/model3d" xmlns:o="urn:schemas-microsoft-com:office:office" xmlns:r="http://schemas.openxmlformats.org/officeDocument/2006/relationships" xmlns:m="http://schemas.openxmlformats.org/officeDocument/2006/math" xmlns:v="urn:schemas-microsoft-com:vml" xmlns:wp14="http://schemas.microsoft.com/office/word/2010/wordprocessingDrawing" xmlns:wp="http://schemas.openxmlformats.org/drawingml/2006/wordprocessingDrawing" xmlns:w10="urn:schemas-microsoft-com:office:word" xmlns:w="http://schemas.openxmlformats.org/wordprocessingml/2006/main" xmlns:w14="http://schemas.microsoft.com/office/word/2010/wordml" xmlns:w15="http://schemas.microsoft.com/office/word/2012/wordml" xmlns:w16cex="http://schemas.microsoft.com/office/word/2018/wordml/cex" xmlns:w16cid="http://schemas.microsoft.com/office/word/2016/wordml/cid" xmlns:w16="http://schemas.microsoft.com/office/word/2018/wordml" xmlns:w16sdtdh="http://schemas.microsoft.com/office/word/2020/wordml/sdtdatahash" xmlns:w16se="http://schemas.microsoft.com/office/word/2015/wordml/symex" xmlns:wpg="http://schemas.microsoft.com/office/word/2010/wordprocessingGroup" xmlns:wpi="http://schemas.microsoft.com/office/word/2010/wordprocessingInk" xmlns:wne="http://schemas.microsoft.com/office/word/2006/wordml" xmlns:wps="http://schemas.microsoft.com/office/word/2010/wordprocessingShape" mc:Ignorable="w14 w15 w16se w16cid w16 w16cex w16sdtdh wp14">
+  <w:abstractNum w:abstractNumId="0" w15:restartNumberingAfterBreak="0">
+    <w:nsid w:val="69497603"/>
+    <w:multiLevelType w:val="hybridMultilevel"/>
+    <w:tmpl w:val="31C6D51E"/>
+    <w:lvl w:ilvl="0" w:tplc="2698171E">
+      <w:start w:val="1"/>
+      <w:numFmt w:val="decimal"/>
+      <w:lvlText w:val="%1)"/>
+      <w:lvlJc w:val="left"/>
+      <w:pPr>
+        <w:ind w:left="720" w:hanging="360"/>
+      </w:pPr>
+      <w:rPr>
+        <w:rFonts w:hint="default"/>
+        <w:b/>
+      </w:rPr>
+    </w:lvl>
+    <w:lvl w:ilvl="1" w:tplc="04190019" w:tentative="1">
+      <w:start w:val="1"/>
+      <w:numFmt w:val="lowerLetter"/>
+      <w:lvlText w:val="%2."/>
+      <w:lvlJc w:val="left"/>
+      <w:pPr>
+        <w:ind w:left="1440" w:hanging="360"/>
+      </w:pPr>
+    </w:lvl>
+    <w:lvl w:ilvl="2" w:tplc="0419001B" w:tentative="1">
+      <w:start w:val="1"/>
+      <w:numFmt w:val="lowerRoman"/>
+      <w:lvlText w:val="%3."/>
+      <w:lvlJc w:val="right"/>
+      <w:pPr>
+        <w:ind w:left="2160" w:hanging="180"/>
+      </w:pPr>
+    </w:lvl>
+    <w:lvl w:ilvl="3" w:tplc="0419000F" w:tentative="1">
+      <w:start w:val="1"/>
+      <w:numFmt w:val="decimal"/>
+      <w:lvlText w:val="%4."/>
+      <w:lvlJc w:val="left"/>
+      <w:pPr>
+        <w:ind w:left="2880" w:hanging="360"/>
+      </w:pPr>
+    </w:lvl>
+    <w:lvl w:ilvl="4" w:tplc="04190019" w:tentative="1">
+      <w:start w:val="1"/>
+      <w:numFmt w:val="lowerLetter"/>
+      <w:lvlText w:val="%5."/>
+      <w:lvlJc w:val="left"/>
+      <w:pPr>
+        <w:ind w:left="3600" w:hanging="360"/>
+      </w:pPr>
+    </w:lvl>
+    <w:lvl w:ilvl="5" w:tplc="0419001B" w:tentative="1">
+      <w:start w:val="1"/>
+      <w:numFmt w:val="lowerRoman"/>
+      <w:lvlText w:val="%6."/>
+      <w:lvlJc w:val="right"/>
+      <w:pPr>
+        <w:ind w:left="4320" w:hanging="180"/>
+      </w:pPr>
+    </w:lvl>
+    <w:lvl w:ilvl="6" w:tplc="0419000F" w:tentative="1">
+      <w:start w:val="1"/>
+      <w:numFmt w:val="decimal"/>
+      <w:lvlText w:val="%7."/>
+      <w:lvlJc w:val="left"/>
+      <w:pPr>
+        <w:ind w:left="5040" w:hanging="360"/>
+      </w:pPr>
+    </w:lvl>
+    <w:lvl w:ilvl="7" w:tplc="04190019" w:tentative="1">
+      <w:start w:val="1"/>
+      <w:numFmt w:val="lowerLetter"/>
+      <w:lvlText w:val="%8."/>
+      <w:lvlJc w:val="left"/>
+      <w:pPr>
+        <w:ind w:left="5760" w:hanging="360"/>
+      </w:pPr>
+    </w:lvl>
+    <w:lvl w:ilvl="8" w:tplc="0419001B" w:tentative="1">
+      <w:start w:val="1"/>
+      <w:numFmt w:val="lowerRoman"/>
+      <w:lvlText w:val="%9."/>
+      <w:lvlJc w:val="right"/>
+      <w:pPr>
+        <w:ind w:left="6480" w:hanging="180"/>
+      </w:pPr>
+    </w:lvl>
+  </w:abstractNum>
+  <w:num w:numId="1">
+    <w:abstractNumId w:val="0"/>
+  </w:num>
+</w:numbering>
 </file>
 
 <file path=word/styles.xml><?xml version="1.0" encoding="utf-8"?>
@@ -781,6 +1087,17 @@
     <w:semiHidden/>
     <w:unhideWhenUsed/>
   </w:style>
+  <w:style w:type="paragraph" w:styleId="a3">
+    <w:name w:val="List Paragraph"/>
+    <w:basedOn w:val="a"/>
+    <w:uiPriority w:val="34"/>
+    <w:qFormat/>
+    <w:rsid w:val="006F421C"/>
+    <w:pPr>
+      <w:ind w:left="720"/>
+      <w:contextualSpacing/>
+    </w:pPr>
+  </w:style>
 </w:styles>
 </file>
 

--- a/docs/Текст выступления.docx
+++ b/docs/Текст выступления.docx
@@ -20,35 +20,35 @@
           <w:sz w:val="20"/>
           <w:szCs w:val="20"/>
         </w:rPr>
-        <w:t>Здравствуйте, коллеги! Сегодня я хочу рассказать Вам о своей будущей диссертации на тему «</w:t>
-      </w:r>
-      <w:r>
-        <w:rPr>
-          <w:sz w:val="20"/>
-          <w:szCs w:val="20"/>
-        </w:rPr>
-        <w:t>Исследование динамики возмущенного движения</w:t>
-      </w:r>
-      <w:r>
-        <w:rPr>
-          <w:sz w:val="20"/>
-          <w:szCs w:val="20"/>
-        </w:rPr>
-        <w:t xml:space="preserve"> </w:t>
-      </w:r>
-      <w:r>
-        <w:rPr>
-          <w:sz w:val="20"/>
-          <w:szCs w:val="20"/>
-        </w:rPr>
-        <w:t>ракеты-носителя с учетом упругости конструкции</w:t>
-      </w:r>
-      <w:r>
-        <w:rPr>
-          <w:sz w:val="20"/>
-          <w:szCs w:val="20"/>
-        </w:rPr>
-        <w:t>». Работа над диссертацией ведется под руководством Давыдова Игоря Евгеньевича.</w:t>
+        <w:t xml:space="preserve">Здравствуйте, коллеги! </w:t>
+      </w:r>
+      <w:r>
+        <w:rPr>
+          <w:sz w:val="20"/>
+          <w:szCs w:val="20"/>
+        </w:rPr>
+        <w:t>Вашему вниманию представлены наработки по ВКР на тему</w:t>
+      </w:r>
+      <w:r>
+        <w:rPr>
+          <w:sz w:val="20"/>
+          <w:szCs w:val="20"/>
+        </w:rPr>
+        <w:t xml:space="preserve"> «Исследование динамики возмущенного движения ракеты-носителя с учетом упругости конструкции». </w:t>
+      </w:r>
+      <w:r>
+        <w:rPr>
+          <w:sz w:val="20"/>
+          <w:szCs w:val="20"/>
+        </w:rPr>
+        <w:t>Исследование ведется</w:t>
+      </w:r>
+      <w:r>
+        <w:rPr>
+          <w:sz w:val="20"/>
+          <w:szCs w:val="20"/>
+        </w:rPr>
+        <w:t xml:space="preserve"> под руководством Давыдова Игоря Евгеньевича.</w:t>
       </w:r>
     </w:p>
     <w:p>
@@ -161,7 +161,7 @@
           <w:sz w:val="20"/>
           <w:szCs w:val="20"/>
         </w:rPr>
-        <w:t xml:space="preserve">Многие источники подтверждают важность такого уточнения уже на этапе баллистической оценки и призывают внедрения расширенного расчета или поправочного коэффициента. </w:t>
+        <w:t xml:space="preserve">Многие источники подтверждают важность такого уточнения и и призывают внедрения расширенного расчета или поправочного коэффициента. </w:t>
       </w:r>
     </w:p>
     <w:p>
@@ -337,14 +337,7 @@
           <w:sz w:val="20"/>
           <w:szCs w:val="20"/>
         </w:rPr>
-        <w:t xml:space="preserve">Изучено изменение района падения под влиянием аэроупругости. </w:t>
-      </w:r>
-      <w:r>
-        <w:rPr>
-          <w:sz w:val="20"/>
-          <w:szCs w:val="20"/>
-        </w:rPr>
-        <w:t>В случае успешного применения системы управления для компенсации этого влияния, существует риск потери большого количества топлива для посадки в целевую точку, что доказывает необходимость учета аэроупругости уже на этапе баллистических расчетов.</w:t>
+        <w:t>Изучено изменение района падения под влиянием аэроупругости. В случае успешного применения системы управления для компенсации этого влияния, существует риск потери большого количества топлива для посадки в целевую точку, что доказывает необходимость учета аэроупругости уже на этапе баллистических расчетов.</w:t>
       </w:r>
     </w:p>
     <w:p>
@@ -1064,6 +1057,7 @@
   <w:style w:type="character" w:default="1" w:styleId="a0">
     <w:name w:val="Default Paragraph Font"/>
     <w:uiPriority w:val="1"/>
+    <w:semiHidden/>
     <w:unhideWhenUsed/>
   </w:style>
   <w:style w:type="table" w:default="1" w:styleId="a1">
